--- a/DBT/lab/Assignment/DBT_Assignment128_Trigger.docx
+++ b/DBT/lab/Assignment/DBT_Assignment128_Trigger.docx
@@ -381,13 +381,23 @@
                 <w:sz w:val="20"/>
               </w:rPr>
             </w:pPr>
-            <w:r>
-              <w:rPr>
-                <w:rFonts w:ascii="Palatino Linotype" w:hAnsi="Palatino Linotype" w:cstheme="minorHAnsi"/>
-                <w:color w:val="5B9BD5" w:themeColor="accent1"/>
-                <w:sz w:val="20"/>
-              </w:rPr>
-              <w:t xml:space="preserve">create TRIGGER </w:t>
+          </w:p>
+          <w:p>
+            <w:pPr>
+              <w:ind w:left="454"/>
+              <w:rPr>
+                <w:rFonts w:ascii="Palatino Linotype" w:hAnsi="Palatino Linotype" w:cstheme="minorHAnsi"/>
+                <w:color w:val="5B9BD5" w:themeColor="accent1"/>
+                <w:sz w:val="20"/>
+              </w:rPr>
+            </w:pPr>
+            <w:r>
+              <w:rPr>
+                <w:rFonts w:ascii="Palatino Linotype" w:hAnsi="Palatino Linotype" w:cstheme="minorHAnsi"/>
+                <w:color w:val="5B9BD5" w:themeColor="accent1"/>
+                <w:sz w:val="20"/>
+              </w:rPr>
+              <w:t xml:space="preserve">CREATE TRIGGER </w:t>
             </w:r>
             <w:proofErr w:type="spellStart"/>
             <w:r>
@@ -405,7 +415,43 @@
                 <w:color w:val="5B9BD5" w:themeColor="accent1"/>
                 <w:sz w:val="20"/>
               </w:rPr>
-              <w:t xml:space="preserve"> AFTER INSERT ON student FOR EACH ROW</w:t>
+              <w:t xml:space="preserve"> </w:t>
+            </w:r>
+          </w:p>
+          <w:p>
+            <w:pPr>
+              <w:ind w:left="454"/>
+              <w:rPr>
+                <w:rFonts w:ascii="Palatino Linotype" w:hAnsi="Palatino Linotype" w:cstheme="minorHAnsi"/>
+                <w:color w:val="5B9BD5" w:themeColor="accent1"/>
+                <w:sz w:val="20"/>
+              </w:rPr>
+            </w:pPr>
+            <w:r>
+              <w:rPr>
+                <w:rFonts w:ascii="Palatino Linotype" w:hAnsi="Palatino Linotype" w:cstheme="minorHAnsi"/>
+                <w:color w:val="5B9BD5" w:themeColor="accent1"/>
+                <w:sz w:val="20"/>
+              </w:rPr>
+              <w:t xml:space="preserve">AFTER INSERT ON student </w:t>
+            </w:r>
+          </w:p>
+          <w:p>
+            <w:pPr>
+              <w:ind w:left="454"/>
+              <w:rPr>
+                <w:rFonts w:ascii="Palatino Linotype" w:hAnsi="Palatino Linotype" w:cstheme="minorHAnsi"/>
+                <w:color w:val="5B9BD5" w:themeColor="accent1"/>
+                <w:sz w:val="20"/>
+              </w:rPr>
+            </w:pPr>
+            <w:r>
+              <w:rPr>
+                <w:rFonts w:ascii="Palatino Linotype" w:hAnsi="Palatino Linotype" w:cstheme="minorHAnsi"/>
+                <w:color w:val="5B9BD5" w:themeColor="accent1"/>
+                <w:sz w:val="20"/>
+              </w:rPr>
+              <w:t>FOR EACH ROW</w:t>
             </w:r>
           </w:p>
           <w:p>
@@ -441,26 +487,43 @@
                 <w:color w:val="5B9BD5" w:themeColor="accent1"/>
                 <w:sz w:val="20"/>
               </w:rPr>
-              <w:tab/>
-              <w:t xml:space="preserve"> SET @log = CONCAT('Record inserted successfully at ', NOW());</w:t>
-            </w:r>
-          </w:p>
-          <w:p>
-            <w:pPr>
-              <w:ind w:left="454"/>
-              <w:rPr>
-                <w:rFonts w:ascii="Palatino Linotype" w:hAnsi="Palatino Linotype" w:cstheme="minorHAnsi"/>
-                <w:color w:val="5B9BD5" w:themeColor="accent1"/>
-                <w:sz w:val="20"/>
-              </w:rPr>
-            </w:pPr>
-            <w:r>
-              <w:rPr>
-                <w:rFonts w:ascii="Palatino Linotype" w:hAnsi="Palatino Linotype" w:cstheme="minorHAnsi"/>
-                <w:color w:val="5B9BD5" w:themeColor="accent1"/>
-                <w:sz w:val="20"/>
-              </w:rPr>
-              <w:t xml:space="preserve">    </w:t>
+              <w:t xml:space="preserve">    INSERT INTO log (cd, </w:t>
+            </w:r>
+            <w:proofErr w:type="spellStart"/>
+            <w:r>
+              <w:rPr>
+                <w:rFonts w:ascii="Palatino Linotype" w:hAnsi="Palatino Linotype" w:cstheme="minorHAnsi"/>
+                <w:color w:val="5B9BD5" w:themeColor="accent1"/>
+                <w:sz w:val="20"/>
+              </w:rPr>
+              <w:t>ct</w:t>
+            </w:r>
+            <w:proofErr w:type="spellEnd"/>
+            <w:r>
+              <w:rPr>
+                <w:rFonts w:ascii="Palatino Linotype" w:hAnsi="Palatino Linotype" w:cstheme="minorHAnsi"/>
+                <w:color w:val="5B9BD5" w:themeColor="accent1"/>
+                <w:sz w:val="20"/>
+              </w:rPr>
+              <w:t>, message)</w:t>
+            </w:r>
+          </w:p>
+          <w:p>
+            <w:pPr>
+              <w:ind w:left="454"/>
+              <w:rPr>
+                <w:rFonts w:ascii="Palatino Linotype" w:hAnsi="Palatino Linotype" w:cstheme="minorHAnsi"/>
+                <w:color w:val="5B9BD5" w:themeColor="accent1"/>
+                <w:sz w:val="20"/>
+              </w:rPr>
+            </w:pPr>
+            <w:r>
+              <w:rPr>
+                <w:rFonts w:ascii="Palatino Linotype" w:hAnsi="Palatino Linotype" w:cstheme="minorHAnsi"/>
+                <w:color w:val="5B9BD5" w:themeColor="accent1"/>
+                <w:sz w:val="20"/>
+              </w:rPr>
+              <w:t xml:space="preserve">    VALUES (CURDATE(), CURTIME(), 'Record inserted');</w:t>
             </w:r>
           </w:p>
           <w:p>
@@ -480,6 +543,16 @@
               </w:rPr>
               <w:t>END $</w:t>
             </w:r>
+          </w:p>
+          <w:p>
+            <w:pPr>
+              <w:ind w:left="454"/>
+              <w:rPr>
+                <w:rFonts w:ascii="Palatino Linotype" w:hAnsi="Palatino Linotype" w:cstheme="minorHAnsi"/>
+                <w:color w:val="5B9BD5" w:themeColor="accent1"/>
+                <w:sz w:val="20"/>
+              </w:rPr>
+            </w:pPr>
           </w:p>
           <w:p>
             <w:pPr>
@@ -669,6 +742,194 @@
                 <w:sz w:val="20"/>
               </w:rPr>
             </w:pPr>
+            <w:r>
+              <w:rPr>
+                <w:rFonts w:ascii="Palatino Linotype" w:hAnsi="Palatino Linotype" w:cstheme="minorHAnsi"/>
+                <w:color w:val="5B9BD5" w:themeColor="accent1"/>
+                <w:sz w:val="20"/>
+              </w:rPr>
+              <w:t xml:space="preserve">DROP TRIGGER IF EXISTS </w:t>
+            </w:r>
+            <w:proofErr w:type="spellStart"/>
+            <w:r>
+              <w:rPr>
+                <w:rFonts w:ascii="Palatino Linotype" w:hAnsi="Palatino Linotype" w:cstheme="minorHAnsi"/>
+                <w:color w:val="5B9BD5" w:themeColor="accent1"/>
+                <w:sz w:val="20"/>
+              </w:rPr>
+              <w:t>insertDuplicate</w:t>
+            </w:r>
+            <w:proofErr w:type="spellEnd"/>
+            <w:r>
+              <w:rPr>
+                <w:rFonts w:ascii="Palatino Linotype" w:hAnsi="Palatino Linotype" w:cstheme="minorHAnsi"/>
+                <w:color w:val="5B9BD5" w:themeColor="accent1"/>
+                <w:sz w:val="20"/>
+              </w:rPr>
+              <w:t>;</w:t>
+            </w:r>
+          </w:p>
+          <w:p>
+            <w:pPr>
+              <w:ind w:left="454"/>
+              <w:rPr>
+                <w:rFonts w:ascii="Palatino Linotype" w:hAnsi="Palatino Linotype" w:cstheme="minorHAnsi"/>
+                <w:color w:val="5B9BD5" w:themeColor="accent1"/>
+                <w:sz w:val="20"/>
+              </w:rPr>
+            </w:pPr>
+            <w:r>
+              <w:rPr>
+                <w:rFonts w:ascii="Palatino Linotype" w:hAnsi="Palatino Linotype" w:cstheme="minorHAnsi"/>
+                <w:color w:val="5B9BD5" w:themeColor="accent1"/>
+                <w:sz w:val="20"/>
+              </w:rPr>
+              <w:t>delimiter $</w:t>
+            </w:r>
+          </w:p>
+          <w:p>
+            <w:pPr>
+              <w:ind w:left="454"/>
+              <w:rPr>
+                <w:rFonts w:ascii="Palatino Linotype" w:hAnsi="Palatino Linotype" w:cstheme="minorHAnsi"/>
+                <w:color w:val="5B9BD5" w:themeColor="accent1"/>
+                <w:sz w:val="20"/>
+              </w:rPr>
+            </w:pPr>
+            <w:r>
+              <w:rPr>
+                <w:rFonts w:ascii="Palatino Linotype" w:hAnsi="Palatino Linotype" w:cstheme="minorHAnsi"/>
+                <w:color w:val="5B9BD5" w:themeColor="accent1"/>
+                <w:sz w:val="20"/>
+              </w:rPr>
+              <w:t xml:space="preserve">create trigger </w:t>
+            </w:r>
+            <w:proofErr w:type="spellStart"/>
+            <w:r>
+              <w:rPr>
+                <w:rFonts w:ascii="Palatino Linotype" w:hAnsi="Palatino Linotype" w:cstheme="minorHAnsi"/>
+                <w:color w:val="5B9BD5" w:themeColor="accent1"/>
+                <w:sz w:val="20"/>
+              </w:rPr>
+              <w:t>insertDuplicate</w:t>
+            </w:r>
+            <w:proofErr w:type="spellEnd"/>
+            <w:r>
+              <w:rPr>
+                <w:rFonts w:ascii="Palatino Linotype" w:hAnsi="Palatino Linotype" w:cstheme="minorHAnsi"/>
+                <w:color w:val="5B9BD5" w:themeColor="accent1"/>
+                <w:sz w:val="20"/>
+              </w:rPr>
+              <w:t xml:space="preserve"> after insert on student for each row</w:t>
+            </w:r>
+          </w:p>
+          <w:p>
+            <w:pPr>
+              <w:ind w:left="454"/>
+              <w:rPr>
+                <w:rFonts w:ascii="Palatino Linotype" w:hAnsi="Palatino Linotype" w:cstheme="minorHAnsi"/>
+                <w:color w:val="5B9BD5" w:themeColor="accent1"/>
+                <w:sz w:val="20"/>
+              </w:rPr>
+            </w:pPr>
+            <w:r>
+              <w:rPr>
+                <w:rFonts w:ascii="Palatino Linotype" w:hAnsi="Palatino Linotype" w:cstheme="minorHAnsi"/>
+                <w:color w:val="5B9BD5" w:themeColor="accent1"/>
+                <w:sz w:val="20"/>
+              </w:rPr>
+              <w:t>begin</w:t>
+            </w:r>
+          </w:p>
+          <w:p>
+            <w:pPr>
+              <w:ind w:left="454"/>
+              <w:rPr>
+                <w:rFonts w:ascii="Palatino Linotype" w:hAnsi="Palatino Linotype" w:cstheme="minorHAnsi"/>
+                <w:color w:val="5B9BD5" w:themeColor="accent1"/>
+                <w:sz w:val="20"/>
+              </w:rPr>
+            </w:pPr>
+            <w:r>
+              <w:rPr>
+                <w:rFonts w:ascii="Palatino Linotype" w:hAnsi="Palatino Linotype" w:cstheme="minorHAnsi"/>
+                <w:color w:val="5B9BD5" w:themeColor="accent1"/>
+                <w:sz w:val="20"/>
+              </w:rPr>
+              <w:t xml:space="preserve">insert into </w:t>
+            </w:r>
+            <w:proofErr w:type="spellStart"/>
+            <w:r>
+              <w:rPr>
+                <w:rFonts w:ascii="Palatino Linotype" w:hAnsi="Palatino Linotype" w:cstheme="minorHAnsi"/>
+                <w:color w:val="5B9BD5" w:themeColor="accent1"/>
+                <w:sz w:val="20"/>
+              </w:rPr>
+              <w:t>student_log</w:t>
+            </w:r>
+            <w:proofErr w:type="spellEnd"/>
+            <w:r>
+              <w:rPr>
+                <w:rFonts w:ascii="Palatino Linotype" w:hAnsi="Palatino Linotype" w:cstheme="minorHAnsi"/>
+                <w:color w:val="5B9BD5" w:themeColor="accent1"/>
+                <w:sz w:val="20"/>
+              </w:rPr>
+              <w:t xml:space="preserve"> values(</w:t>
+            </w:r>
+            <w:proofErr w:type="spellStart"/>
+            <w:r>
+              <w:rPr>
+                <w:rFonts w:ascii="Palatino Linotype" w:hAnsi="Palatino Linotype" w:cstheme="minorHAnsi"/>
+                <w:color w:val="5B9BD5" w:themeColor="accent1"/>
+                <w:sz w:val="20"/>
+              </w:rPr>
+              <w:t>new.id,new.namefirst,new.namelast,new.DOB,new.emailID</w:t>
+            </w:r>
+            <w:proofErr w:type="spellEnd"/>
+            <w:r>
+              <w:rPr>
+                <w:rFonts w:ascii="Palatino Linotype" w:hAnsi="Palatino Linotype" w:cstheme="minorHAnsi"/>
+                <w:color w:val="5B9BD5" w:themeColor="accent1"/>
+                <w:sz w:val="20"/>
+              </w:rPr>
+              <w:t>);</w:t>
+            </w:r>
+          </w:p>
+          <w:p>
+            <w:pPr>
+              <w:ind w:left="454"/>
+              <w:rPr>
+                <w:rFonts w:ascii="Palatino Linotype" w:hAnsi="Palatino Linotype" w:cstheme="minorHAnsi"/>
+                <w:color w:val="5B9BD5" w:themeColor="accent1"/>
+                <w:sz w:val="20"/>
+              </w:rPr>
+            </w:pPr>
+            <w:r>
+              <w:rPr>
+                <w:rFonts w:ascii="Palatino Linotype" w:hAnsi="Palatino Linotype" w:cstheme="minorHAnsi"/>
+                <w:color w:val="5B9BD5" w:themeColor="accent1"/>
+                <w:sz w:val="20"/>
+              </w:rPr>
+              <w:t>end$</w:t>
+            </w:r>
+          </w:p>
+          <w:p>
+            <w:pPr>
+              <w:ind w:left="454"/>
+              <w:rPr>
+                <w:rFonts w:ascii="Palatino Linotype" w:hAnsi="Palatino Linotype" w:cstheme="minorHAnsi"/>
+                <w:color w:val="5B9BD5" w:themeColor="accent1"/>
+                <w:sz w:val="20"/>
+              </w:rPr>
+            </w:pPr>
+            <w:r>
+              <w:rPr>
+                <w:rFonts w:ascii="Palatino Linotype" w:hAnsi="Palatino Linotype" w:cstheme="minorHAnsi"/>
+                <w:color w:val="5B9BD5" w:themeColor="accent1"/>
+                <w:sz w:val="20"/>
+              </w:rPr>
+              <w:t>delimiter ;</w:t>
+            </w:r>
           </w:p>
         </w:tc>
       </w:tr>
@@ -838,6 +1099,194 @@
                 <w:sz w:val="20"/>
               </w:rPr>
             </w:pPr>
+            <w:r>
+              <w:rPr>
+                <w:rFonts w:ascii="Palatino Linotype" w:hAnsi="Palatino Linotype" w:cstheme="minorHAnsi"/>
+                <w:color w:val="5B9BD5" w:themeColor="accent1"/>
+                <w:sz w:val="20"/>
+              </w:rPr>
+              <w:t xml:space="preserve">DROP TRIGGER IF EXISTS </w:t>
+            </w:r>
+            <w:proofErr w:type="spellStart"/>
+            <w:r>
+              <w:rPr>
+                <w:rFonts w:ascii="Palatino Linotype" w:hAnsi="Palatino Linotype" w:cstheme="minorHAnsi"/>
+                <w:color w:val="5B9BD5" w:themeColor="accent1"/>
+                <w:sz w:val="20"/>
+              </w:rPr>
+              <w:t>updateStudent</w:t>
+            </w:r>
+            <w:proofErr w:type="spellEnd"/>
+            <w:r>
+              <w:rPr>
+                <w:rFonts w:ascii="Palatino Linotype" w:hAnsi="Palatino Linotype" w:cstheme="minorHAnsi"/>
+                <w:color w:val="5B9BD5" w:themeColor="accent1"/>
+                <w:sz w:val="20"/>
+              </w:rPr>
+              <w:t>;</w:t>
+            </w:r>
+          </w:p>
+          <w:p>
+            <w:pPr>
+              <w:ind w:left="454"/>
+              <w:rPr>
+                <w:rFonts w:ascii="Palatino Linotype" w:hAnsi="Palatino Linotype" w:cstheme="minorHAnsi"/>
+                <w:color w:val="5B9BD5" w:themeColor="accent1"/>
+                <w:sz w:val="20"/>
+              </w:rPr>
+            </w:pPr>
+            <w:r>
+              <w:rPr>
+                <w:rFonts w:ascii="Palatino Linotype" w:hAnsi="Palatino Linotype" w:cstheme="minorHAnsi"/>
+                <w:color w:val="5B9BD5" w:themeColor="accent1"/>
+                <w:sz w:val="20"/>
+              </w:rPr>
+              <w:t>delimiter $</w:t>
+            </w:r>
+          </w:p>
+          <w:p>
+            <w:pPr>
+              <w:ind w:left="454"/>
+              <w:rPr>
+                <w:rFonts w:ascii="Palatino Linotype" w:hAnsi="Palatino Linotype" w:cstheme="minorHAnsi"/>
+                <w:color w:val="5B9BD5" w:themeColor="accent1"/>
+                <w:sz w:val="20"/>
+              </w:rPr>
+            </w:pPr>
+            <w:r>
+              <w:rPr>
+                <w:rFonts w:ascii="Palatino Linotype" w:hAnsi="Palatino Linotype" w:cstheme="minorHAnsi"/>
+                <w:color w:val="5B9BD5" w:themeColor="accent1"/>
+                <w:sz w:val="20"/>
+              </w:rPr>
+              <w:t xml:space="preserve">create trigger </w:t>
+            </w:r>
+            <w:proofErr w:type="spellStart"/>
+            <w:r>
+              <w:rPr>
+                <w:rFonts w:ascii="Palatino Linotype" w:hAnsi="Palatino Linotype" w:cstheme="minorHAnsi"/>
+                <w:color w:val="5B9BD5" w:themeColor="accent1"/>
+                <w:sz w:val="20"/>
+              </w:rPr>
+              <w:t>updateStudent</w:t>
+            </w:r>
+            <w:proofErr w:type="spellEnd"/>
+            <w:r>
+              <w:rPr>
+                <w:rFonts w:ascii="Palatino Linotype" w:hAnsi="Palatino Linotype" w:cstheme="minorHAnsi"/>
+                <w:color w:val="5B9BD5" w:themeColor="accent1"/>
+                <w:sz w:val="20"/>
+              </w:rPr>
+              <w:t xml:space="preserve"> after update on student for each row</w:t>
+            </w:r>
+          </w:p>
+          <w:p>
+            <w:pPr>
+              <w:ind w:left="454"/>
+              <w:rPr>
+                <w:rFonts w:ascii="Palatino Linotype" w:hAnsi="Palatino Linotype" w:cstheme="minorHAnsi"/>
+                <w:color w:val="5B9BD5" w:themeColor="accent1"/>
+                <w:sz w:val="20"/>
+              </w:rPr>
+            </w:pPr>
+            <w:r>
+              <w:rPr>
+                <w:rFonts w:ascii="Palatino Linotype" w:hAnsi="Palatino Linotype" w:cstheme="minorHAnsi"/>
+                <w:color w:val="5B9BD5" w:themeColor="accent1"/>
+                <w:sz w:val="20"/>
+              </w:rPr>
+              <w:t>begin</w:t>
+            </w:r>
+          </w:p>
+          <w:p>
+            <w:pPr>
+              <w:ind w:left="454"/>
+              <w:rPr>
+                <w:rFonts w:ascii="Palatino Linotype" w:hAnsi="Palatino Linotype" w:cstheme="minorHAnsi"/>
+                <w:color w:val="5B9BD5" w:themeColor="accent1"/>
+                <w:sz w:val="20"/>
+              </w:rPr>
+            </w:pPr>
+            <w:r>
+              <w:rPr>
+                <w:rFonts w:ascii="Palatino Linotype" w:hAnsi="Palatino Linotype" w:cstheme="minorHAnsi"/>
+                <w:color w:val="5B9BD5" w:themeColor="accent1"/>
+                <w:sz w:val="20"/>
+              </w:rPr>
+              <w:t xml:space="preserve">insert into </w:t>
+            </w:r>
+            <w:proofErr w:type="spellStart"/>
+            <w:r>
+              <w:rPr>
+                <w:rFonts w:ascii="Palatino Linotype" w:hAnsi="Palatino Linotype" w:cstheme="minorHAnsi"/>
+                <w:color w:val="5B9BD5" w:themeColor="accent1"/>
+                <w:sz w:val="20"/>
+              </w:rPr>
+              <w:t>student_log</w:t>
+            </w:r>
+            <w:proofErr w:type="spellEnd"/>
+            <w:r>
+              <w:rPr>
+                <w:rFonts w:ascii="Palatino Linotype" w:hAnsi="Palatino Linotype" w:cstheme="minorHAnsi"/>
+                <w:color w:val="5B9BD5" w:themeColor="accent1"/>
+                <w:sz w:val="20"/>
+              </w:rPr>
+              <w:t xml:space="preserve"> values(</w:t>
+            </w:r>
+            <w:proofErr w:type="spellStart"/>
+            <w:r>
+              <w:rPr>
+                <w:rFonts w:ascii="Palatino Linotype" w:hAnsi="Palatino Linotype" w:cstheme="minorHAnsi"/>
+                <w:color w:val="5B9BD5" w:themeColor="accent1"/>
+                <w:sz w:val="20"/>
+              </w:rPr>
+              <w:t>new.id,new.namefirst,new.namelast,new.DOB,new.emailID</w:t>
+            </w:r>
+            <w:proofErr w:type="spellEnd"/>
+            <w:r>
+              <w:rPr>
+                <w:rFonts w:ascii="Palatino Linotype" w:hAnsi="Palatino Linotype" w:cstheme="minorHAnsi"/>
+                <w:color w:val="5B9BD5" w:themeColor="accent1"/>
+                <w:sz w:val="20"/>
+              </w:rPr>
+              <w:t>);</w:t>
+            </w:r>
+          </w:p>
+          <w:p>
+            <w:pPr>
+              <w:ind w:left="454"/>
+              <w:rPr>
+                <w:rFonts w:ascii="Palatino Linotype" w:hAnsi="Palatino Linotype" w:cstheme="minorHAnsi"/>
+                <w:color w:val="5B9BD5" w:themeColor="accent1"/>
+                <w:sz w:val="20"/>
+              </w:rPr>
+            </w:pPr>
+            <w:r>
+              <w:rPr>
+                <w:rFonts w:ascii="Palatino Linotype" w:hAnsi="Palatino Linotype" w:cstheme="minorHAnsi"/>
+                <w:color w:val="5B9BD5" w:themeColor="accent1"/>
+                <w:sz w:val="20"/>
+              </w:rPr>
+              <w:t>end$</w:t>
+            </w:r>
+          </w:p>
+          <w:p>
+            <w:pPr>
+              <w:ind w:left="454"/>
+              <w:rPr>
+                <w:rFonts w:ascii="Palatino Linotype" w:hAnsi="Palatino Linotype" w:cstheme="minorHAnsi"/>
+                <w:color w:val="5B9BD5" w:themeColor="accent1"/>
+                <w:sz w:val="20"/>
+              </w:rPr>
+            </w:pPr>
+            <w:r>
+              <w:rPr>
+                <w:rFonts w:ascii="Palatino Linotype" w:hAnsi="Palatino Linotype" w:cstheme="minorHAnsi"/>
+                <w:color w:val="5B9BD5" w:themeColor="accent1"/>
+                <w:sz w:val="20"/>
+              </w:rPr>
+              <w:t>delimiter ;</w:t>
+            </w:r>
           </w:p>
         </w:tc>
       </w:tr>
@@ -940,7 +1389,14 @@
               <w:rPr>
                 <w:rFonts w:cstheme="minorHAnsi"/>
               </w:rPr>
-              <w:t xml:space="preserve">table, that as soon as we DELETE any record from </w:t>
+              <w:t xml:space="preserve">table, that as soon as we DELETE any record </w:t>
+            </w:r>
+            <w:r>
+              <w:rPr>
+                <w:rFonts w:cstheme="minorHAnsi"/>
+              </w:rPr>
+              <w:lastRenderedPageBreak/>
+              <w:t xml:space="preserve">from </w:t>
             </w:r>
             <w:r>
               <w:rPr>
@@ -993,6 +1449,195 @@
                 <w:sz w:val="20"/>
               </w:rPr>
             </w:pPr>
+            <w:r>
+              <w:rPr>
+                <w:rFonts w:ascii="Palatino Linotype" w:hAnsi="Palatino Linotype" w:cstheme="minorHAnsi"/>
+                <w:color w:val="5B9BD5" w:themeColor="accent1"/>
+                <w:sz w:val="20"/>
+              </w:rPr>
+              <w:lastRenderedPageBreak/>
+              <w:t xml:space="preserve">DROP TRIGGER IF EXISTS </w:t>
+            </w:r>
+            <w:proofErr w:type="spellStart"/>
+            <w:r>
+              <w:rPr>
+                <w:rFonts w:ascii="Palatino Linotype" w:hAnsi="Palatino Linotype" w:cstheme="minorHAnsi"/>
+                <w:color w:val="5B9BD5" w:themeColor="accent1"/>
+                <w:sz w:val="20"/>
+              </w:rPr>
+              <w:t>deleteStudent</w:t>
+            </w:r>
+            <w:proofErr w:type="spellEnd"/>
+            <w:r>
+              <w:rPr>
+                <w:rFonts w:ascii="Palatino Linotype" w:hAnsi="Palatino Linotype" w:cstheme="minorHAnsi"/>
+                <w:color w:val="5B9BD5" w:themeColor="accent1"/>
+                <w:sz w:val="20"/>
+              </w:rPr>
+              <w:t>;</w:t>
+            </w:r>
+          </w:p>
+          <w:p>
+            <w:pPr>
+              <w:ind w:left="454"/>
+              <w:rPr>
+                <w:rFonts w:ascii="Palatino Linotype" w:hAnsi="Palatino Linotype" w:cstheme="minorHAnsi"/>
+                <w:color w:val="5B9BD5" w:themeColor="accent1"/>
+                <w:sz w:val="20"/>
+              </w:rPr>
+            </w:pPr>
+            <w:r>
+              <w:rPr>
+                <w:rFonts w:ascii="Palatino Linotype" w:hAnsi="Palatino Linotype" w:cstheme="minorHAnsi"/>
+                <w:color w:val="5B9BD5" w:themeColor="accent1"/>
+                <w:sz w:val="20"/>
+              </w:rPr>
+              <w:t>delimiter $</w:t>
+            </w:r>
+          </w:p>
+          <w:p>
+            <w:pPr>
+              <w:ind w:left="454"/>
+              <w:rPr>
+                <w:rFonts w:ascii="Palatino Linotype" w:hAnsi="Palatino Linotype" w:cstheme="minorHAnsi"/>
+                <w:color w:val="5B9BD5" w:themeColor="accent1"/>
+                <w:sz w:val="20"/>
+              </w:rPr>
+            </w:pPr>
+            <w:r>
+              <w:rPr>
+                <w:rFonts w:ascii="Palatino Linotype" w:hAnsi="Palatino Linotype" w:cstheme="minorHAnsi"/>
+                <w:color w:val="5B9BD5" w:themeColor="accent1"/>
+                <w:sz w:val="20"/>
+              </w:rPr>
+              <w:t xml:space="preserve">create trigger </w:t>
+            </w:r>
+            <w:proofErr w:type="spellStart"/>
+            <w:r>
+              <w:rPr>
+                <w:rFonts w:ascii="Palatino Linotype" w:hAnsi="Palatino Linotype" w:cstheme="minorHAnsi"/>
+                <w:color w:val="5B9BD5" w:themeColor="accent1"/>
+                <w:sz w:val="20"/>
+              </w:rPr>
+              <w:t>deleteStudent</w:t>
+            </w:r>
+            <w:proofErr w:type="spellEnd"/>
+            <w:r>
+              <w:rPr>
+                <w:rFonts w:ascii="Palatino Linotype" w:hAnsi="Palatino Linotype" w:cstheme="minorHAnsi"/>
+                <w:color w:val="5B9BD5" w:themeColor="accent1"/>
+                <w:sz w:val="20"/>
+              </w:rPr>
+              <w:t xml:space="preserve"> before delete on student for each row</w:t>
+            </w:r>
+          </w:p>
+          <w:p>
+            <w:pPr>
+              <w:ind w:left="454"/>
+              <w:rPr>
+                <w:rFonts w:ascii="Palatino Linotype" w:hAnsi="Palatino Linotype" w:cstheme="minorHAnsi"/>
+                <w:color w:val="5B9BD5" w:themeColor="accent1"/>
+                <w:sz w:val="20"/>
+              </w:rPr>
+            </w:pPr>
+            <w:r>
+              <w:rPr>
+                <w:rFonts w:ascii="Palatino Linotype" w:hAnsi="Palatino Linotype" w:cstheme="minorHAnsi"/>
+                <w:color w:val="5B9BD5" w:themeColor="accent1"/>
+                <w:sz w:val="20"/>
+              </w:rPr>
+              <w:t>begin</w:t>
+            </w:r>
+          </w:p>
+          <w:p>
+            <w:pPr>
+              <w:ind w:left="454"/>
+              <w:rPr>
+                <w:rFonts w:ascii="Palatino Linotype" w:hAnsi="Palatino Linotype" w:cstheme="minorHAnsi"/>
+                <w:color w:val="5B9BD5" w:themeColor="accent1"/>
+                <w:sz w:val="20"/>
+              </w:rPr>
+            </w:pPr>
+            <w:r>
+              <w:rPr>
+                <w:rFonts w:ascii="Palatino Linotype" w:hAnsi="Palatino Linotype" w:cstheme="minorHAnsi"/>
+                <w:color w:val="5B9BD5" w:themeColor="accent1"/>
+                <w:sz w:val="20"/>
+              </w:rPr>
+              <w:t xml:space="preserve">insert into </w:t>
+            </w:r>
+            <w:proofErr w:type="spellStart"/>
+            <w:r>
+              <w:rPr>
+                <w:rFonts w:ascii="Palatino Linotype" w:hAnsi="Palatino Linotype" w:cstheme="minorHAnsi"/>
+                <w:color w:val="5B9BD5" w:themeColor="accent1"/>
+                <w:sz w:val="20"/>
+              </w:rPr>
+              <w:t>student_log</w:t>
+            </w:r>
+            <w:proofErr w:type="spellEnd"/>
+            <w:r>
+              <w:rPr>
+                <w:rFonts w:ascii="Palatino Linotype" w:hAnsi="Palatino Linotype" w:cstheme="minorHAnsi"/>
+                <w:color w:val="5B9BD5" w:themeColor="accent1"/>
+                <w:sz w:val="20"/>
+              </w:rPr>
+              <w:t xml:space="preserve"> values(</w:t>
+            </w:r>
+            <w:proofErr w:type="spellStart"/>
+            <w:r>
+              <w:rPr>
+                <w:rFonts w:ascii="Palatino Linotype" w:hAnsi="Palatino Linotype" w:cstheme="minorHAnsi"/>
+                <w:color w:val="5B9BD5" w:themeColor="accent1"/>
+                <w:sz w:val="20"/>
+              </w:rPr>
+              <w:t>new.id,new.namefirst,new.namelast,new.DOB,new.emailID</w:t>
+            </w:r>
+            <w:proofErr w:type="spellEnd"/>
+            <w:r>
+              <w:rPr>
+                <w:rFonts w:ascii="Palatino Linotype" w:hAnsi="Palatino Linotype" w:cstheme="minorHAnsi"/>
+                <w:color w:val="5B9BD5" w:themeColor="accent1"/>
+                <w:sz w:val="20"/>
+              </w:rPr>
+              <w:t>);</w:t>
+            </w:r>
+          </w:p>
+          <w:p>
+            <w:pPr>
+              <w:ind w:left="454"/>
+              <w:rPr>
+                <w:rFonts w:ascii="Palatino Linotype" w:hAnsi="Palatino Linotype" w:cstheme="minorHAnsi"/>
+                <w:color w:val="5B9BD5" w:themeColor="accent1"/>
+                <w:sz w:val="20"/>
+              </w:rPr>
+            </w:pPr>
+            <w:r>
+              <w:rPr>
+                <w:rFonts w:ascii="Palatino Linotype" w:hAnsi="Palatino Linotype" w:cstheme="minorHAnsi"/>
+                <w:color w:val="5B9BD5" w:themeColor="accent1"/>
+                <w:sz w:val="20"/>
+              </w:rPr>
+              <w:t>end$</w:t>
+            </w:r>
+          </w:p>
+          <w:p>
+            <w:pPr>
+              <w:ind w:left="454"/>
+              <w:rPr>
+                <w:rFonts w:ascii="Palatino Linotype" w:hAnsi="Palatino Linotype" w:cstheme="minorHAnsi"/>
+                <w:color w:val="5B9BD5" w:themeColor="accent1"/>
+                <w:sz w:val="20"/>
+              </w:rPr>
+            </w:pPr>
+            <w:r>
+              <w:rPr>
+                <w:rFonts w:ascii="Palatino Linotype" w:hAnsi="Palatino Linotype" w:cstheme="minorHAnsi"/>
+                <w:color w:val="5B9BD5" w:themeColor="accent1"/>
+                <w:sz w:val="20"/>
+              </w:rPr>
+              <w:t>delimiter ;</w:t>
+            </w:r>
           </w:p>
         </w:tc>
       </w:tr>
@@ -1127,6 +1772,232 @@
                 <w:sz w:val="20"/>
               </w:rPr>
             </w:pPr>
+            <w:r>
+              <w:rPr>
+                <w:rFonts w:ascii="Palatino Linotype" w:hAnsi="Palatino Linotype" w:cstheme="minorHAnsi"/>
+                <w:color w:val="5B9BD5" w:themeColor="accent1"/>
+                <w:sz w:val="20"/>
+              </w:rPr>
+              <w:t xml:space="preserve">DROP TRIGGER IF EXISTS </w:t>
+            </w:r>
+            <w:proofErr w:type="spellStart"/>
+            <w:r>
+              <w:rPr>
+                <w:rFonts w:ascii="Palatino Linotype" w:hAnsi="Palatino Linotype" w:cstheme="minorHAnsi"/>
+                <w:color w:val="5B9BD5" w:themeColor="accent1"/>
+                <w:sz w:val="20"/>
+              </w:rPr>
+              <w:t>insertValidation</w:t>
+            </w:r>
+            <w:proofErr w:type="spellEnd"/>
+            <w:r>
+              <w:rPr>
+                <w:rFonts w:ascii="Palatino Linotype" w:hAnsi="Palatino Linotype" w:cstheme="minorHAnsi"/>
+                <w:color w:val="5B9BD5" w:themeColor="accent1"/>
+                <w:sz w:val="20"/>
+              </w:rPr>
+              <w:t>;</w:t>
+            </w:r>
+          </w:p>
+          <w:p>
+            <w:pPr>
+              <w:ind w:left="454"/>
+              <w:rPr>
+                <w:rFonts w:ascii="Palatino Linotype" w:hAnsi="Palatino Linotype" w:cstheme="minorHAnsi"/>
+                <w:color w:val="5B9BD5" w:themeColor="accent1"/>
+                <w:sz w:val="20"/>
+              </w:rPr>
+            </w:pPr>
+            <w:r>
+              <w:rPr>
+                <w:rFonts w:ascii="Palatino Linotype" w:hAnsi="Palatino Linotype" w:cstheme="minorHAnsi"/>
+                <w:color w:val="5B9BD5" w:themeColor="accent1"/>
+                <w:sz w:val="20"/>
+              </w:rPr>
+              <w:t>DELIMITER $</w:t>
+            </w:r>
+          </w:p>
+          <w:p>
+            <w:pPr>
+              <w:ind w:left="454"/>
+              <w:rPr>
+                <w:rFonts w:ascii="Palatino Linotype" w:hAnsi="Palatino Linotype" w:cstheme="minorHAnsi"/>
+                <w:color w:val="5B9BD5" w:themeColor="accent1"/>
+                <w:sz w:val="20"/>
+              </w:rPr>
+            </w:pPr>
+          </w:p>
+          <w:p>
+            <w:pPr>
+              <w:ind w:left="454"/>
+              <w:rPr>
+                <w:rFonts w:ascii="Palatino Linotype" w:hAnsi="Palatino Linotype" w:cstheme="minorHAnsi"/>
+                <w:color w:val="5B9BD5" w:themeColor="accent1"/>
+                <w:sz w:val="20"/>
+              </w:rPr>
+            </w:pPr>
+            <w:r>
+              <w:rPr>
+                <w:rFonts w:ascii="Palatino Linotype" w:hAnsi="Palatino Linotype" w:cstheme="minorHAnsi"/>
+                <w:color w:val="5B9BD5" w:themeColor="accent1"/>
+                <w:sz w:val="20"/>
+              </w:rPr>
+              <w:t xml:space="preserve">CREATE TRIGGER </w:t>
+            </w:r>
+            <w:proofErr w:type="spellStart"/>
+            <w:r>
+              <w:rPr>
+                <w:rFonts w:ascii="Palatino Linotype" w:hAnsi="Palatino Linotype" w:cstheme="minorHAnsi"/>
+                <w:color w:val="5B9BD5" w:themeColor="accent1"/>
+                <w:sz w:val="20"/>
+              </w:rPr>
+              <w:t>insertValidation</w:t>
+            </w:r>
+            <w:proofErr w:type="spellEnd"/>
+            <w:r>
+              <w:rPr>
+                <w:rFonts w:ascii="Palatino Linotype" w:hAnsi="Palatino Linotype" w:cstheme="minorHAnsi"/>
+                <w:color w:val="5B9BD5" w:themeColor="accent1"/>
+                <w:sz w:val="20"/>
+              </w:rPr>
+              <w:t xml:space="preserve"> BEFORE INSERT ON student</w:t>
+            </w:r>
+          </w:p>
+          <w:p>
+            <w:pPr>
+              <w:ind w:left="454"/>
+              <w:rPr>
+                <w:rFonts w:ascii="Palatino Linotype" w:hAnsi="Palatino Linotype" w:cstheme="minorHAnsi"/>
+                <w:color w:val="5B9BD5" w:themeColor="accent1"/>
+                <w:sz w:val="20"/>
+              </w:rPr>
+            </w:pPr>
+            <w:r>
+              <w:rPr>
+                <w:rFonts w:ascii="Palatino Linotype" w:hAnsi="Palatino Linotype" w:cstheme="minorHAnsi"/>
+                <w:color w:val="5B9BD5" w:themeColor="accent1"/>
+                <w:sz w:val="20"/>
+              </w:rPr>
+              <w:t>FOR EACH ROW</w:t>
+            </w:r>
+          </w:p>
+          <w:p>
+            <w:pPr>
+              <w:ind w:left="454"/>
+              <w:rPr>
+                <w:rFonts w:ascii="Palatino Linotype" w:hAnsi="Palatino Linotype" w:cstheme="minorHAnsi"/>
+                <w:color w:val="5B9BD5" w:themeColor="accent1"/>
+                <w:sz w:val="20"/>
+              </w:rPr>
+            </w:pPr>
+            <w:r>
+              <w:rPr>
+                <w:rFonts w:ascii="Palatino Linotype" w:hAnsi="Palatino Linotype" w:cstheme="minorHAnsi"/>
+                <w:color w:val="5B9BD5" w:themeColor="accent1"/>
+                <w:sz w:val="20"/>
+              </w:rPr>
+              <w:t>BEGIN</w:t>
+            </w:r>
+          </w:p>
+          <w:p>
+            <w:pPr>
+              <w:ind w:left="454"/>
+              <w:rPr>
+                <w:rFonts w:ascii="Palatino Linotype" w:hAnsi="Palatino Linotype" w:cstheme="minorHAnsi"/>
+                <w:color w:val="5B9BD5" w:themeColor="accent1"/>
+                <w:sz w:val="20"/>
+              </w:rPr>
+            </w:pPr>
+            <w:r>
+              <w:rPr>
+                <w:rFonts w:ascii="Palatino Linotype" w:hAnsi="Palatino Linotype" w:cstheme="minorHAnsi"/>
+                <w:color w:val="5B9BD5" w:themeColor="accent1"/>
+                <w:sz w:val="20"/>
+              </w:rPr>
+              <w:t xml:space="preserve">    IF DAYNAME(CURDATE()) = 'Sunday' THEN</w:t>
+            </w:r>
+          </w:p>
+          <w:p>
+            <w:pPr>
+              <w:ind w:left="454"/>
+              <w:rPr>
+                <w:rFonts w:ascii="Palatino Linotype" w:hAnsi="Palatino Linotype" w:cstheme="minorHAnsi"/>
+                <w:color w:val="5B9BD5" w:themeColor="accent1"/>
+                <w:sz w:val="20"/>
+              </w:rPr>
+            </w:pPr>
+            <w:r>
+              <w:rPr>
+                <w:rFonts w:ascii="Palatino Linotype" w:hAnsi="Palatino Linotype" w:cstheme="minorHAnsi"/>
+                <w:color w:val="5B9BD5" w:themeColor="accent1"/>
+                <w:sz w:val="20"/>
+              </w:rPr>
+              <w:t xml:space="preserve">        SIGNAL SQLSTATE '42000'SET MESSAGE_TEXT = 'Today is Sunday';</w:t>
+            </w:r>
+          </w:p>
+          <w:p>
+            <w:pPr>
+              <w:ind w:left="454"/>
+              <w:rPr>
+                <w:rFonts w:ascii="Palatino Linotype" w:hAnsi="Palatino Linotype" w:cstheme="minorHAnsi"/>
+                <w:color w:val="5B9BD5" w:themeColor="accent1"/>
+                <w:sz w:val="20"/>
+              </w:rPr>
+            </w:pPr>
+            <w:r>
+              <w:rPr>
+                <w:rFonts w:ascii="Palatino Linotype" w:hAnsi="Palatino Linotype" w:cstheme="minorHAnsi"/>
+                <w:color w:val="5B9BD5" w:themeColor="accent1"/>
+                <w:sz w:val="20"/>
+              </w:rPr>
+              <w:t xml:space="preserve">    END IF;</w:t>
+            </w:r>
+          </w:p>
+          <w:p>
+            <w:pPr>
+              <w:ind w:left="454"/>
+              <w:rPr>
+                <w:rFonts w:ascii="Palatino Linotype" w:hAnsi="Palatino Linotype" w:cstheme="minorHAnsi"/>
+                <w:color w:val="5B9BD5" w:themeColor="accent1"/>
+                <w:sz w:val="20"/>
+              </w:rPr>
+            </w:pPr>
+            <w:r>
+              <w:rPr>
+                <w:rFonts w:ascii="Palatino Linotype" w:hAnsi="Palatino Linotype" w:cstheme="minorHAnsi"/>
+                <w:color w:val="5B9BD5" w:themeColor="accent1"/>
+                <w:sz w:val="20"/>
+              </w:rPr>
+              <w:t>END $</w:t>
+            </w:r>
+          </w:p>
+          <w:p>
+            <w:pPr>
+              <w:ind w:left="454"/>
+              <w:rPr>
+                <w:rFonts w:ascii="Palatino Linotype" w:hAnsi="Palatino Linotype" w:cstheme="minorHAnsi"/>
+                <w:color w:val="5B9BD5" w:themeColor="accent1"/>
+                <w:sz w:val="20"/>
+              </w:rPr>
+            </w:pPr>
+          </w:p>
+          <w:p>
+            <w:pPr>
+              <w:ind w:left="454"/>
+              <w:rPr>
+                <w:rFonts w:ascii="Palatino Linotype" w:hAnsi="Palatino Linotype" w:cstheme="minorHAnsi"/>
+                <w:color w:val="5B9BD5" w:themeColor="accent1"/>
+                <w:sz w:val="20"/>
+              </w:rPr>
+            </w:pPr>
+            <w:r>
+              <w:rPr>
+                <w:rFonts w:ascii="Palatino Linotype" w:hAnsi="Palatino Linotype" w:cstheme="minorHAnsi"/>
+                <w:color w:val="5B9BD5" w:themeColor="accent1"/>
+                <w:sz w:val="20"/>
+              </w:rPr>
+              <w:t>DELIMITER ;</w:t>
+            </w:r>
           </w:p>
         </w:tc>
       </w:tr>
